--- a/practice_test/real_document/generated/PRJ-9201_tender_pack_r1/PRJ-9201-D36_r1_Missing-rate-and-procurement-report.docx
+++ b/practice_test/real_document/generated/PRJ-9201_tender_pack_r1/PRJ-9201-D36_r1_Missing-rate-and-procurement-report.docx
@@ -350,101 +350,20 @@
         <w:pStyle w:val="Heading1"/>
       </w:pPr>
       <w:r>
-        <w:t>Unpriced schedule lines (never carried as zero)</w:t>
+        <w:t>Summary</w:t>
       </w:r>
     </w:p>
-    <w:tbl>
-      <w:tblPr>
-        <w:tblStyle w:val="TableGrid"/>
-        <w:tblW w:type="auto" w:w="0"/>
-        <w:tblLook w:firstColumn="1" w:firstRow="1" w:lastColumn="0" w:lastRow="0" w:noHBand="0" w:noVBand="1" w:val="04A0"/>
-      </w:tblPr>
-      <w:tblGrid>
-        <w:gridCol w:w="2880"/>
-        <w:gridCol w:w="2880"/>
-        <w:gridCol w:w="2880"/>
-      </w:tblGrid>
-      <w:tr>
-        <w:tc>
-          <w:tcPr>
-            <w:tcW w:type="dxa" w:w="2880"/>
-          </w:tcPr>
-          <w:p>
-            <w:r>
-              <w:rPr>
-                <w:b/>
-                <w:sz w:val="18"/>
-              </w:rPr>
-              <w:t>Item</w:t>
-            </w:r>
-          </w:p>
-        </w:tc>
-        <w:tc>
-          <w:tcPr>
-            <w:tcW w:type="dxa" w:w="2880"/>
-          </w:tcPr>
-          <w:p>
-            <w:r>
-              <w:rPr>
-                <w:b/>
-                <w:sz w:val="18"/>
-              </w:rPr>
-              <w:t>Quantity</w:t>
-            </w:r>
-          </w:p>
-        </w:tc>
-        <w:tc>
-          <w:tcPr>
-            <w:tcW w:type="dxa" w:w="2880"/>
-          </w:tcPr>
-          <w:p>
-            <w:r>
-              <w:rPr>
-                <w:b/>
-                <w:sz w:val="18"/>
-              </w:rPr>
-              <w:t>Status</w:t>
-            </w:r>
-          </w:p>
-        </w:tc>
-      </w:tr>
-      <w:tr>
-        <w:tc>
-          <w:tcPr>
-            <w:tcW w:type="dxa" w:w="2880"/>
-          </w:tcPr>
-          <w:p>
-            <w:r>
-              <w:t>-</w:t>
-            </w:r>
-          </w:p>
-        </w:tc>
-        <w:tc>
-          <w:tcPr>
-            <w:tcW w:type="dxa" w:w="2880"/>
-          </w:tcPr>
-          <w:p>
-            <w:r>
-              <w:t>none</w:t>
-            </w:r>
-          </w:p>
-        </w:tc>
-        <w:tc>
-          <w:tcPr>
-            <w:tcW w:type="dxa" w:w="2880"/>
-          </w:tcPr>
-          <w:p>
-            <w:r/>
-          </w:p>
-        </w:tc>
-      </w:tr>
-    </w:tbl>
+    <w:p>
+      <w:r>
+        <w:t>48 of 48 BOQ line(s) are unpriced or incomplete in the frozen estimate (never carried as zero).</w:t>
+      </w:r>
+    </w:p>
     <w:p>
       <w:pPr>
         <w:pStyle w:val="Heading1"/>
       </w:pPr>
       <w:r>
-        <w:t>Procurement needs</w:t>
+        <w:t>Unpriced or incomplete BOQ lines</w:t>
       </w:r>
     </w:p>
     <w:tbl>
@@ -471,7 +390,7 @@
                 <w:b/>
                 <w:sz w:val="18"/>
               </w:rPr>
-              <w:t>ID</w:t>
+              <w:t>Item</w:t>
             </w:r>
           </w:p>
         </w:tc>
@@ -499,7 +418,7 @@
                 <w:b/>
                 <w:sz w:val="18"/>
               </w:rPr>
-              <w:t>Reason</w:t>
+              <w:t>Quantity</w:t>
             </w:r>
           </w:p>
         </w:tc>
@@ -513,7 +432,7 @@
                 <w:b/>
                 <w:sz w:val="18"/>
               </w:rPr>
-              <w:t>Exposure</w:t>
+              <w:t>Mapping</w:t>
             </w:r>
           </w:p>
         </w:tc>
@@ -527,7 +446,7 @@
                 <w:b/>
                 <w:sz w:val="18"/>
               </w:rPr>
-              <w:t>Closed</w:t>
+              <w:t>Pricing</w:t>
             </w:r>
           </w:p>
         </w:tc>
@@ -539,7 +458,7 @@
           </w:tcPr>
           <w:p>
             <w:r>
-              <w:t>-</w:t>
+              <w:t>1.1</w:t>
             </w:r>
           </w:p>
         </w:tc>
@@ -549,7 +468,7 @@
           </w:tcPr>
           <w:p>
             <w:r>
-              <w:t>none</w:t>
+              <w:t>Excavation in pits for footings</w:t>
             </w:r>
           </w:p>
         </w:tc>
@@ -558,7 +477,9 @@
             <w:tcW w:type="dxa" w:w="1728"/>
           </w:tcPr>
           <w:p>
-            <w:r/>
+            <w:r>
+              <w:t>314.04 m3</w:t>
+            </w:r>
           </w:p>
         </w:tc>
         <w:tc>
@@ -566,7 +487,9 @@
             <w:tcW w:type="dxa" w:w="1728"/>
           </w:tcPr>
           <w:p>
-            <w:r/>
+            <w:r>
+              <w:t>Unmapped</w:t>
+            </w:r>
           </w:p>
         </w:tc>
         <w:tc>
@@ -574,7 +497,2453 @@
             <w:tcW w:type="dxa" w:w="1728"/>
           </w:tcPr>
           <w:p>
-            <w:r/>
+            <w:r>
+              <w:t>unpriced</w:t>
+            </w:r>
+          </w:p>
+        </w:tc>
+      </w:tr>
+      <w:tr>
+        <w:tc>
+          <w:tcPr>
+            <w:tcW w:type="dxa" w:w="1728"/>
+          </w:tcPr>
+          <w:p>
+            <w:r>
+              <w:t>1.2</w:t>
+            </w:r>
+          </w:p>
+        </w:tc>
+        <w:tc>
+          <w:tcPr>
+            <w:tcW w:type="dxa" w:w="1728"/>
+          </w:tcPr>
+          <w:p>
+            <w:r>
+              <w:t>PCC blinding 50 mm under footings</w:t>
+            </w:r>
+          </w:p>
+        </w:tc>
+        <w:tc>
+          <w:tcPr>
+            <w:tcW w:type="dxa" w:w="1728"/>
+          </w:tcPr>
+          <w:p>
+            <w:r>
+              <w:t>18.33 m3</w:t>
+            </w:r>
+          </w:p>
+        </w:tc>
+        <w:tc>
+          <w:tcPr>
+            <w:tcW w:type="dxa" w:w="1728"/>
+          </w:tcPr>
+          <w:p>
+            <w:r>
+              <w:t>Unmapped</w:t>
+            </w:r>
+          </w:p>
+        </w:tc>
+        <w:tc>
+          <w:tcPr>
+            <w:tcW w:type="dxa" w:w="1728"/>
+          </w:tcPr>
+          <w:p>
+            <w:r>
+              <w:t>unpriced</w:t>
+            </w:r>
+          </w:p>
+        </w:tc>
+      </w:tr>
+      <w:tr>
+        <w:tc>
+          <w:tcPr>
+            <w:tcW w:type="dxa" w:w="1728"/>
+          </w:tcPr>
+          <w:p>
+            <w:r>
+              <w:t>1.3</w:t>
+            </w:r>
+          </w:p>
+        </w:tc>
+        <w:tc>
+          <w:tcPr>
+            <w:tcW w:type="dxa" w:w="1728"/>
+          </w:tcPr>
+          <w:p>
+            <w:r>
+              <w:t>Backfill around footings</w:t>
+            </w:r>
+          </w:p>
+        </w:tc>
+        <w:tc>
+          <w:tcPr>
+            <w:tcW w:type="dxa" w:w="1728"/>
+          </w:tcPr>
+          <w:p>
+            <w:r>
+              <w:t>240.58 m3</w:t>
+            </w:r>
+          </w:p>
+        </w:tc>
+        <w:tc>
+          <w:tcPr>
+            <w:tcW w:type="dxa" w:w="1728"/>
+          </w:tcPr>
+          <w:p>
+            <w:r>
+              <w:t>Unmapped</w:t>
+            </w:r>
+          </w:p>
+        </w:tc>
+        <w:tc>
+          <w:tcPr>
+            <w:tcW w:type="dxa" w:w="1728"/>
+          </w:tcPr>
+          <w:p>
+            <w:r>
+              <w:t>unpriced</w:t>
+            </w:r>
+          </w:p>
+        </w:tc>
+      </w:tr>
+      <w:tr>
+        <w:tc>
+          <w:tcPr>
+            <w:tcW w:type="dxa" w:w="1728"/>
+          </w:tcPr>
+          <w:p>
+            <w:r>
+              <w:t>2.1</w:t>
+            </w:r>
+          </w:p>
+        </w:tc>
+        <w:tc>
+          <w:tcPr>
+            <w:tcW w:type="dxa" w:w="1728"/>
+          </w:tcPr>
+          <w:p>
+            <w:r>
+              <w:t>Isolated footings</w:t>
+            </w:r>
+          </w:p>
+        </w:tc>
+        <w:tc>
+          <w:tcPr>
+            <w:tcW w:type="dxa" w:w="1728"/>
+          </w:tcPr>
+          <w:p>
+            <w:r>
+              <w:t>55.4 m3</w:t>
+            </w:r>
+          </w:p>
+        </w:tc>
+        <w:tc>
+          <w:tcPr>
+            <w:tcW w:type="dxa" w:w="1728"/>
+          </w:tcPr>
+          <w:p>
+            <w:r>
+              <w:t>Unmapped</w:t>
+            </w:r>
+          </w:p>
+        </w:tc>
+        <w:tc>
+          <w:tcPr>
+            <w:tcW w:type="dxa" w:w="1728"/>
+          </w:tcPr>
+          <w:p>
+            <w:r>
+              <w:t>unpriced</w:t>
+            </w:r>
+          </w:p>
+        </w:tc>
+      </w:tr>
+      <w:tr>
+        <w:tc>
+          <w:tcPr>
+            <w:tcW w:type="dxa" w:w="1728"/>
+          </w:tcPr>
+          <w:p>
+            <w:r>
+              <w:t>2.2</w:t>
+            </w:r>
+          </w:p>
+        </w:tc>
+        <w:tc>
+          <w:tcPr>
+            <w:tcW w:type="dxa" w:w="1728"/>
+          </w:tcPr>
+          <w:p>
+            <w:r>
+              <w:t>Columns — Foundation</w:t>
+            </w:r>
+          </w:p>
+        </w:tc>
+        <w:tc>
+          <w:tcPr>
+            <w:tcW w:type="dxa" w:w="1728"/>
+          </w:tcPr>
+          <w:p>
+            <w:r>
+              <w:t>1.9 m3</w:t>
+            </w:r>
+          </w:p>
+        </w:tc>
+        <w:tc>
+          <w:tcPr>
+            <w:tcW w:type="dxa" w:w="1728"/>
+          </w:tcPr>
+          <w:p>
+            <w:r>
+              <w:t>Unmapped</w:t>
+            </w:r>
+          </w:p>
+        </w:tc>
+        <w:tc>
+          <w:tcPr>
+            <w:tcW w:type="dxa" w:w="1728"/>
+          </w:tcPr>
+          <w:p>
+            <w:r>
+              <w:t>unpriced</w:t>
+            </w:r>
+          </w:p>
+        </w:tc>
+      </w:tr>
+      <w:tr>
+        <w:tc>
+          <w:tcPr>
+            <w:tcW w:type="dxa" w:w="1728"/>
+          </w:tcPr>
+          <w:p>
+            <w:r>
+              <w:t>2.3</w:t>
+            </w:r>
+          </w:p>
+        </w:tc>
+        <w:tc>
+          <w:tcPr>
+            <w:tcW w:type="dxa" w:w="1728"/>
+          </w:tcPr>
+          <w:p>
+            <w:r>
+              <w:t>Columns — Ground floor</w:t>
+            </w:r>
+          </w:p>
+        </w:tc>
+        <w:tc>
+          <w:tcPr>
+            <w:tcW w:type="dxa" w:w="1728"/>
+          </w:tcPr>
+          <w:p>
+            <w:r>
+              <w:t>3.3 m3</w:t>
+            </w:r>
+          </w:p>
+        </w:tc>
+        <w:tc>
+          <w:tcPr>
+            <w:tcW w:type="dxa" w:w="1728"/>
+          </w:tcPr>
+          <w:p>
+            <w:r>
+              <w:t>Unmapped</w:t>
+            </w:r>
+          </w:p>
+        </w:tc>
+        <w:tc>
+          <w:tcPr>
+            <w:tcW w:type="dxa" w:w="1728"/>
+          </w:tcPr>
+          <w:p>
+            <w:r>
+              <w:t>unpriced</w:t>
+            </w:r>
+          </w:p>
+        </w:tc>
+      </w:tr>
+      <w:tr>
+        <w:tc>
+          <w:tcPr>
+            <w:tcW w:type="dxa" w:w="1728"/>
+          </w:tcPr>
+          <w:p>
+            <w:r>
+              <w:t>2.4</w:t>
+            </w:r>
+          </w:p>
+        </w:tc>
+        <w:tc>
+          <w:tcPr>
+            <w:tcW w:type="dxa" w:w="1728"/>
+          </w:tcPr>
+          <w:p>
+            <w:r>
+              <w:t>Columns — First floor</w:t>
+            </w:r>
+          </w:p>
+        </w:tc>
+        <w:tc>
+          <w:tcPr>
+            <w:tcW w:type="dxa" w:w="1728"/>
+          </w:tcPr>
+          <w:p>
+            <w:r>
+              <w:t>1.56 m3</w:t>
+            </w:r>
+          </w:p>
+        </w:tc>
+        <w:tc>
+          <w:tcPr>
+            <w:tcW w:type="dxa" w:w="1728"/>
+          </w:tcPr>
+          <w:p>
+            <w:r>
+              <w:t>Unmapped</w:t>
+            </w:r>
+          </w:p>
+        </w:tc>
+        <w:tc>
+          <w:tcPr>
+            <w:tcW w:type="dxa" w:w="1728"/>
+          </w:tcPr>
+          <w:p>
+            <w:r>
+              <w:t>unpriced</w:t>
+            </w:r>
+          </w:p>
+        </w:tc>
+      </w:tr>
+      <w:tr>
+        <w:tc>
+          <w:tcPr>
+            <w:tcW w:type="dxa" w:w="1728"/>
+          </w:tcPr>
+          <w:p>
+            <w:r>
+              <w:t>2.5</w:t>
+            </w:r>
+          </w:p>
+        </w:tc>
+        <w:tc>
+          <w:tcPr>
+            <w:tcW w:type="dxa" w:w="1728"/>
+          </w:tcPr>
+          <w:p>
+            <w:r>
+              <w:t>First-floor beams 200x450</w:t>
+            </w:r>
+          </w:p>
+        </w:tc>
+        <w:tc>
+          <w:tcPr>
+            <w:tcW w:type="dxa" w:w="1728"/>
+          </w:tcPr>
+          <w:p>
+            <w:r>
+              <w:t>5.21 m3</w:t>
+            </w:r>
+          </w:p>
+        </w:tc>
+        <w:tc>
+          <w:tcPr>
+            <w:tcW w:type="dxa" w:w="1728"/>
+          </w:tcPr>
+          <w:p>
+            <w:r>
+              <w:t>Unmapped</w:t>
+            </w:r>
+          </w:p>
+        </w:tc>
+        <w:tc>
+          <w:tcPr>
+            <w:tcW w:type="dxa" w:w="1728"/>
+          </w:tcPr>
+          <w:p>
+            <w:r>
+              <w:t>unpriced</w:t>
+            </w:r>
+          </w:p>
+        </w:tc>
+      </w:tr>
+      <w:tr>
+        <w:tc>
+          <w:tcPr>
+            <w:tcW w:type="dxa" w:w="1728"/>
+          </w:tcPr>
+          <w:p>
+            <w:r>
+              <w:t>2.6</w:t>
+            </w:r>
+          </w:p>
+        </w:tc>
+        <w:tc>
+          <w:tcPr>
+            <w:tcW w:type="dxa" w:w="1728"/>
+          </w:tcPr>
+          <w:p>
+            <w:r>
+              <w:t>Roof beams 200x300</w:t>
+            </w:r>
+          </w:p>
+        </w:tc>
+        <w:tc>
+          <w:tcPr>
+            <w:tcW w:type="dxa" w:w="1728"/>
+          </w:tcPr>
+          <w:p>
+            <w:r>
+              <w:t>2.15 m3</w:t>
+            </w:r>
+          </w:p>
+        </w:tc>
+        <w:tc>
+          <w:tcPr>
+            <w:tcW w:type="dxa" w:w="1728"/>
+          </w:tcPr>
+          <w:p>
+            <w:r>
+              <w:t>Unmapped</w:t>
+            </w:r>
+          </w:p>
+        </w:tc>
+        <w:tc>
+          <w:tcPr>
+            <w:tcW w:type="dxa" w:w="1728"/>
+          </w:tcPr>
+          <w:p>
+            <w:r>
+              <w:t>unpriced</w:t>
+            </w:r>
+          </w:p>
+        </w:tc>
+      </w:tr>
+      <w:tr>
+        <w:tc>
+          <w:tcPr>
+            <w:tcW w:type="dxa" w:w="1728"/>
+          </w:tcPr>
+          <w:p>
+            <w:r>
+              <w:t>2.7</w:t>
+            </w:r>
+          </w:p>
+        </w:tc>
+        <w:tc>
+          <w:tcPr>
+            <w:tcW w:type="dxa" w:w="1728"/>
+          </w:tcPr>
+          <w:p>
+            <w:r>
+              <w:t>Slab — Ground floor</w:t>
+            </w:r>
+          </w:p>
+        </w:tc>
+        <w:tc>
+          <w:tcPr>
+            <w:tcW w:type="dxa" w:w="1728"/>
+          </w:tcPr>
+          <w:p>
+            <w:r>
+              <w:t>22.14 m3</w:t>
+            </w:r>
+          </w:p>
+        </w:tc>
+        <w:tc>
+          <w:tcPr>
+            <w:tcW w:type="dxa" w:w="1728"/>
+          </w:tcPr>
+          <w:p>
+            <w:r>
+              <w:t>Unmapped</w:t>
+            </w:r>
+          </w:p>
+        </w:tc>
+        <w:tc>
+          <w:tcPr>
+            <w:tcW w:type="dxa" w:w="1728"/>
+          </w:tcPr>
+          <w:p>
+            <w:r>
+              <w:t>unpriced</w:t>
+            </w:r>
+          </w:p>
+        </w:tc>
+      </w:tr>
+      <w:tr>
+        <w:tc>
+          <w:tcPr>
+            <w:tcW w:type="dxa" w:w="1728"/>
+          </w:tcPr>
+          <w:p>
+            <w:r>
+              <w:t>2.8</w:t>
+            </w:r>
+          </w:p>
+        </w:tc>
+        <w:tc>
+          <w:tcPr>
+            <w:tcW w:type="dxa" w:w="1728"/>
+          </w:tcPr>
+          <w:p>
+            <w:r>
+              <w:t>Slab — First floor</w:t>
+            </w:r>
+          </w:p>
+        </w:tc>
+        <w:tc>
+          <w:tcPr>
+            <w:tcW w:type="dxa" w:w="1728"/>
+          </w:tcPr>
+          <w:p>
+            <w:r>
+              <w:t>22.35 m3</w:t>
+            </w:r>
+          </w:p>
+        </w:tc>
+        <w:tc>
+          <w:tcPr>
+            <w:tcW w:type="dxa" w:w="1728"/>
+          </w:tcPr>
+          <w:p>
+            <w:r>
+              <w:t>Unmapped</w:t>
+            </w:r>
+          </w:p>
+        </w:tc>
+        <w:tc>
+          <w:tcPr>
+            <w:tcW w:type="dxa" w:w="1728"/>
+          </w:tcPr>
+          <w:p>
+            <w:r>
+              <w:t>unpriced</w:t>
+            </w:r>
+          </w:p>
+        </w:tc>
+      </w:tr>
+      <w:tr>
+        <w:tc>
+          <w:tcPr>
+            <w:tcW w:type="dxa" w:w="1728"/>
+          </w:tcPr>
+          <w:p>
+            <w:r>
+              <w:t>2.9</w:t>
+            </w:r>
+          </w:p>
+        </w:tc>
+        <w:tc>
+          <w:tcPr>
+            <w:tcW w:type="dxa" w:w="1728"/>
+          </w:tcPr>
+          <w:p>
+            <w:r>
+              <w:t>Slab — Roof</w:t>
+            </w:r>
+          </w:p>
+        </w:tc>
+        <w:tc>
+          <w:tcPr>
+            <w:tcW w:type="dxa" w:w="1728"/>
+          </w:tcPr>
+          <w:p>
+            <w:r>
+              <w:t>11.29 m3</w:t>
+            </w:r>
+          </w:p>
+        </w:tc>
+        <w:tc>
+          <w:tcPr>
+            <w:tcW w:type="dxa" w:w="1728"/>
+          </w:tcPr>
+          <w:p>
+            <w:r>
+              <w:t>Unmapped</w:t>
+            </w:r>
+          </w:p>
+        </w:tc>
+        <w:tc>
+          <w:tcPr>
+            <w:tcW w:type="dxa" w:w="1728"/>
+          </w:tcPr>
+          <w:p>
+            <w:r>
+              <w:t>unpriced</w:t>
+            </w:r>
+          </w:p>
+        </w:tc>
+      </w:tr>
+      <w:tr>
+        <w:tc>
+          <w:tcPr>
+            <w:tcW w:type="dxa" w:w="1728"/>
+          </w:tcPr>
+          <w:p>
+            <w:r>
+              <w:t>2.10</w:t>
+            </w:r>
+          </w:p>
+        </w:tc>
+        <w:tc>
+          <w:tcPr>
+            <w:tcW w:type="dxa" w:w="1728"/>
+          </w:tcPr>
+          <w:p>
+            <w:r>
+              <w:t>RC stairs (flights + landings)</w:t>
+            </w:r>
+          </w:p>
+        </w:tc>
+        <w:tc>
+          <w:tcPr>
+            <w:tcW w:type="dxa" w:w="1728"/>
+          </w:tcPr>
+          <w:p>
+            <w:r>
+              <w:t>4.13 m3</w:t>
+            </w:r>
+          </w:p>
+        </w:tc>
+        <w:tc>
+          <w:tcPr>
+            <w:tcW w:type="dxa" w:w="1728"/>
+          </w:tcPr>
+          <w:p>
+            <w:r>
+              <w:t>Unmapped</w:t>
+            </w:r>
+          </w:p>
+        </w:tc>
+        <w:tc>
+          <w:tcPr>
+            <w:tcW w:type="dxa" w:w="1728"/>
+          </w:tcPr>
+          <w:p>
+            <w:r>
+              <w:t>unpriced</w:t>
+            </w:r>
+          </w:p>
+        </w:tc>
+      </w:tr>
+      <w:tr>
+        <w:tc>
+          <w:tcPr>
+            <w:tcW w:type="dxa" w:w="1728"/>
+          </w:tcPr>
+          <w:p>
+            <w:r>
+              <w:t>3.1</w:t>
+            </w:r>
+          </w:p>
+        </w:tc>
+        <w:tc>
+          <w:tcPr>
+            <w:tcW w:type="dxa" w:w="1728"/>
+          </w:tcPr>
+          <w:p>
+            <w:r>
+              <w:t>Footing sides</w:t>
+            </w:r>
+          </w:p>
+        </w:tc>
+        <w:tc>
+          <w:tcPr>
+            <w:tcW w:type="dxa" w:w="1728"/>
+          </w:tcPr>
+          <w:p>
+            <w:r>
+              <w:t>249.59 m2</w:t>
+            </w:r>
+          </w:p>
+        </w:tc>
+        <w:tc>
+          <w:tcPr>
+            <w:tcW w:type="dxa" w:w="1728"/>
+          </w:tcPr>
+          <w:p>
+            <w:r>
+              <w:t>Unmapped</w:t>
+            </w:r>
+          </w:p>
+        </w:tc>
+        <w:tc>
+          <w:tcPr>
+            <w:tcW w:type="dxa" w:w="1728"/>
+          </w:tcPr>
+          <w:p>
+            <w:r>
+              <w:t>unpriced</w:t>
+            </w:r>
+          </w:p>
+        </w:tc>
+      </w:tr>
+      <w:tr>
+        <w:tc>
+          <w:tcPr>
+            <w:tcW w:type="dxa" w:w="1728"/>
+          </w:tcPr>
+          <w:p>
+            <w:r>
+              <w:t>3.2</w:t>
+            </w:r>
+          </w:p>
+        </w:tc>
+        <w:tc>
+          <w:tcPr>
+            <w:tcW w:type="dxa" w:w="1728"/>
+          </w:tcPr>
+          <w:p>
+            <w:r>
+              <w:t>Column faces</w:t>
+            </w:r>
+          </w:p>
+        </w:tc>
+        <w:tc>
+          <w:tcPr>
+            <w:tcW w:type="dxa" w:w="1728"/>
+          </w:tcPr>
+          <w:p>
+            <w:r>
+              <w:t>119.38 m2</w:t>
+            </w:r>
+          </w:p>
+        </w:tc>
+        <w:tc>
+          <w:tcPr>
+            <w:tcW w:type="dxa" w:w="1728"/>
+          </w:tcPr>
+          <w:p>
+            <w:r>
+              <w:t>Unmapped</w:t>
+            </w:r>
+          </w:p>
+        </w:tc>
+        <w:tc>
+          <w:tcPr>
+            <w:tcW w:type="dxa" w:w="1728"/>
+          </w:tcPr>
+          <w:p>
+            <w:r>
+              <w:t>unpriced</w:t>
+            </w:r>
+          </w:p>
+        </w:tc>
+      </w:tr>
+      <w:tr>
+        <w:tc>
+          <w:tcPr>
+            <w:tcW w:type="dxa" w:w="1728"/>
+          </w:tcPr>
+          <w:p>
+            <w:r>
+              <w:t>3.3</w:t>
+            </w:r>
+          </w:p>
+        </w:tc>
+        <w:tc>
+          <w:tcPr>
+            <w:tcW w:type="dxa" w:w="1728"/>
+          </w:tcPr>
+          <w:p>
+            <w:r>
+              <w:t>Beam sides and soffit</w:t>
+            </w:r>
+          </w:p>
+        </w:tc>
+        <w:tc>
+          <w:tcPr>
+            <w:tcW w:type="dxa" w:w="1728"/>
+          </w:tcPr>
+          <w:p>
+            <w:r>
+              <w:t>493.69 m2</w:t>
+            </w:r>
+          </w:p>
+        </w:tc>
+        <w:tc>
+          <w:tcPr>
+            <w:tcW w:type="dxa" w:w="1728"/>
+          </w:tcPr>
+          <w:p>
+            <w:r>
+              <w:t>Unmapped</w:t>
+            </w:r>
+          </w:p>
+        </w:tc>
+        <w:tc>
+          <w:tcPr>
+            <w:tcW w:type="dxa" w:w="1728"/>
+          </w:tcPr>
+          <w:p>
+            <w:r>
+              <w:t>unpriced</w:t>
+            </w:r>
+          </w:p>
+        </w:tc>
+      </w:tr>
+      <w:tr>
+        <w:tc>
+          <w:tcPr>
+            <w:tcW w:type="dxa" w:w="1728"/>
+          </w:tcPr>
+          <w:p>
+            <w:r>
+              <w:t>3.4</w:t>
+            </w:r>
+          </w:p>
+        </w:tc>
+        <w:tc>
+          <w:tcPr>
+            <w:tcW w:type="dxa" w:w="1728"/>
+          </w:tcPr>
+          <w:p>
+            <w:r>
+              <w:t>Slab soffit and edges</w:t>
+            </w:r>
+          </w:p>
+        </w:tc>
+        <w:tc>
+          <w:tcPr>
+            <w:tcW w:type="dxa" w:w="1728"/>
+          </w:tcPr>
+          <w:p>
+            <w:r>
+              <w:t>884.02 m2</w:t>
+            </w:r>
+          </w:p>
+        </w:tc>
+        <w:tc>
+          <w:tcPr>
+            <w:tcW w:type="dxa" w:w="1728"/>
+          </w:tcPr>
+          <w:p>
+            <w:r>
+              <w:t>Unmapped</w:t>
+            </w:r>
+          </w:p>
+        </w:tc>
+        <w:tc>
+          <w:tcPr>
+            <w:tcW w:type="dxa" w:w="1728"/>
+          </w:tcPr>
+          <w:p>
+            <w:r>
+              <w:t>unpriced</w:t>
+            </w:r>
+          </w:p>
+        </w:tc>
+      </w:tr>
+      <w:tr>
+        <w:tc>
+          <w:tcPr>
+            <w:tcW w:type="dxa" w:w="1728"/>
+          </w:tcPr>
+          <w:p>
+            <w:r>
+              <w:t>4.1</w:t>
+            </w:r>
+          </w:p>
+        </w:tc>
+        <w:tc>
+          <w:tcPr>
+            <w:tcW w:type="dxa" w:w="1728"/>
+          </w:tcPr>
+          <w:p>
+            <w:r>
+              <w:t>Walls — Ground floor</w:t>
+            </w:r>
+          </w:p>
+        </w:tc>
+        <w:tc>
+          <w:tcPr>
+            <w:tcW w:type="dxa" w:w="1728"/>
+          </w:tcPr>
+          <w:p>
+            <w:r>
+              <w:t>58.94 m3</w:t>
+            </w:r>
+          </w:p>
+        </w:tc>
+        <w:tc>
+          <w:tcPr>
+            <w:tcW w:type="dxa" w:w="1728"/>
+          </w:tcPr>
+          <w:p>
+            <w:r>
+              <w:t>Unmapped</w:t>
+            </w:r>
+          </w:p>
+        </w:tc>
+        <w:tc>
+          <w:tcPr>
+            <w:tcW w:type="dxa" w:w="1728"/>
+          </w:tcPr>
+          <w:p>
+            <w:r>
+              <w:t>unpriced</w:t>
+            </w:r>
+          </w:p>
+        </w:tc>
+      </w:tr>
+      <w:tr>
+        <w:tc>
+          <w:tcPr>
+            <w:tcW w:type="dxa" w:w="1728"/>
+          </w:tcPr>
+          <w:p>
+            <w:r>
+              <w:t>4.2</w:t>
+            </w:r>
+          </w:p>
+        </w:tc>
+        <w:tc>
+          <w:tcPr>
+            <w:tcW w:type="dxa" w:w="1728"/>
+          </w:tcPr>
+          <w:p>
+            <w:r>
+              <w:t>Walls — First floor</w:t>
+            </w:r>
+          </w:p>
+        </w:tc>
+        <w:tc>
+          <w:tcPr>
+            <w:tcW w:type="dxa" w:w="1728"/>
+          </w:tcPr>
+          <w:p>
+            <w:r>
+              <w:t>43.41 m3</w:t>
+            </w:r>
+          </w:p>
+        </w:tc>
+        <w:tc>
+          <w:tcPr>
+            <w:tcW w:type="dxa" w:w="1728"/>
+          </w:tcPr>
+          <w:p>
+            <w:r>
+              <w:t>Unmapped</w:t>
+            </w:r>
+          </w:p>
+        </w:tc>
+        <w:tc>
+          <w:tcPr>
+            <w:tcW w:type="dxa" w:w="1728"/>
+          </w:tcPr>
+          <w:p>
+            <w:r>
+              <w:t>unpriced</w:t>
+            </w:r>
+          </w:p>
+        </w:tc>
+      </w:tr>
+      <w:tr>
+        <w:tc>
+          <w:tcPr>
+            <w:tcW w:type="dxa" w:w="1728"/>
+          </w:tcPr>
+          <w:p>
+            <w:r>
+              <w:t>4.3</w:t>
+            </w:r>
+          </w:p>
+        </w:tc>
+        <w:tc>
+          <w:tcPr>
+            <w:tcW w:type="dxa" w:w="1728"/>
+          </w:tcPr>
+          <w:p>
+            <w:r>
+              <w:t>Walls — Roof</w:t>
+            </w:r>
+          </w:p>
+        </w:tc>
+        <w:tc>
+          <w:tcPr>
+            <w:tcW w:type="dxa" w:w="1728"/>
+          </w:tcPr>
+          <w:p>
+            <w:r>
+              <w:t>9.04 m3</w:t>
+            </w:r>
+          </w:p>
+        </w:tc>
+        <w:tc>
+          <w:tcPr>
+            <w:tcW w:type="dxa" w:w="1728"/>
+          </w:tcPr>
+          <w:p>
+            <w:r>
+              <w:t>Unmapped</w:t>
+            </w:r>
+          </w:p>
+        </w:tc>
+        <w:tc>
+          <w:tcPr>
+            <w:tcW w:type="dxa" w:w="1728"/>
+          </w:tcPr>
+          <w:p>
+            <w:r>
+              <w:t>unpriced</w:t>
+            </w:r>
+          </w:p>
+        </w:tc>
+      </w:tr>
+      <w:tr>
+        <w:tc>
+          <w:tcPr>
+            <w:tcW w:type="dxa" w:w="1728"/>
+          </w:tcPr>
+          <w:p>
+            <w:r>
+              <w:t>4.4</w:t>
+            </w:r>
+          </w:p>
+        </w:tc>
+        <w:tc>
+          <w:tcPr>
+            <w:tcW w:type="dxa" w:w="1728"/>
+          </w:tcPr>
+          <w:p>
+            <w:r>
+              <w:t>Wall plaster area, both faces (gross)</w:t>
+            </w:r>
+          </w:p>
+        </w:tc>
+        <w:tc>
+          <w:tcPr>
+            <w:tcW w:type="dxa" w:w="1728"/>
+          </w:tcPr>
+          <w:p>
+            <w:r>
+              <w:t>1345.2 m2</w:t>
+            </w:r>
+          </w:p>
+        </w:tc>
+        <w:tc>
+          <w:tcPr>
+            <w:tcW w:type="dxa" w:w="1728"/>
+          </w:tcPr>
+          <w:p>
+            <w:r>
+              <w:t>Unmapped</w:t>
+            </w:r>
+          </w:p>
+        </w:tc>
+        <w:tc>
+          <w:tcPr>
+            <w:tcW w:type="dxa" w:w="1728"/>
+          </w:tcPr>
+          <w:p>
+            <w:r>
+              <w:t>unpriced</w:t>
+            </w:r>
+          </w:p>
+        </w:tc>
+      </w:tr>
+      <w:tr>
+        <w:tc>
+          <w:tcPr>
+            <w:tcW w:type="dxa" w:w="1728"/>
+          </w:tcPr>
+          <w:p>
+            <w:r>
+              <w:t>5.1</w:t>
+            </w:r>
+          </w:p>
+        </w:tc>
+        <w:tc>
+          <w:tcPr>
+            <w:tcW w:type="dxa" w:w="1728"/>
+          </w:tcPr>
+          <w:p>
+            <w:r>
+              <w:t>Door 900 × 2400 mm</w:t>
+            </w:r>
+          </w:p>
+        </w:tc>
+        <w:tc>
+          <w:tcPr>
+            <w:tcW w:type="dxa" w:w="1728"/>
+          </w:tcPr>
+          <w:p>
+            <w:r>
+              <w:t>7 nr</w:t>
+            </w:r>
+          </w:p>
+        </w:tc>
+        <w:tc>
+          <w:tcPr>
+            <w:tcW w:type="dxa" w:w="1728"/>
+          </w:tcPr>
+          <w:p>
+            <w:r>
+              <w:t>Unmapped</w:t>
+            </w:r>
+          </w:p>
+        </w:tc>
+        <w:tc>
+          <w:tcPr>
+            <w:tcW w:type="dxa" w:w="1728"/>
+          </w:tcPr>
+          <w:p>
+            <w:r>
+              <w:t>unpriced</w:t>
+            </w:r>
+          </w:p>
+        </w:tc>
+      </w:tr>
+      <w:tr>
+        <w:tc>
+          <w:tcPr>
+            <w:tcW w:type="dxa" w:w="1728"/>
+          </w:tcPr>
+          <w:p>
+            <w:r>
+              <w:t>5.2</w:t>
+            </w:r>
+          </w:p>
+        </w:tc>
+        <w:tc>
+          <w:tcPr>
+            <w:tcW w:type="dxa" w:w="1728"/>
+          </w:tcPr>
+          <w:p>
+            <w:r>
+              <w:t>Door 800 × 2400 mm</w:t>
+            </w:r>
+          </w:p>
+        </w:tc>
+        <w:tc>
+          <w:tcPr>
+            <w:tcW w:type="dxa" w:w="1728"/>
+          </w:tcPr>
+          <w:p>
+            <w:r>
+              <w:t>4 nr</w:t>
+            </w:r>
+          </w:p>
+        </w:tc>
+        <w:tc>
+          <w:tcPr>
+            <w:tcW w:type="dxa" w:w="1728"/>
+          </w:tcPr>
+          <w:p>
+            <w:r>
+              <w:t>Unmapped</w:t>
+            </w:r>
+          </w:p>
+        </w:tc>
+        <w:tc>
+          <w:tcPr>
+            <w:tcW w:type="dxa" w:w="1728"/>
+          </w:tcPr>
+          <w:p>
+            <w:r>
+              <w:t>unpriced</w:t>
+            </w:r>
+          </w:p>
+        </w:tc>
+      </w:tr>
+      <w:tr>
+        <w:tc>
+          <w:tcPr>
+            <w:tcW w:type="dxa" w:w="1728"/>
+          </w:tcPr>
+          <w:p>
+            <w:r>
+              <w:t>5.3</w:t>
+            </w:r>
+          </w:p>
+        </w:tc>
+        <w:tc>
+          <w:tcPr>
+            <w:tcW w:type="dxa" w:w="1728"/>
+          </w:tcPr>
+          <w:p>
+            <w:r>
+              <w:t>Door 802 × 2400 mm</w:t>
+            </w:r>
+          </w:p>
+        </w:tc>
+        <w:tc>
+          <w:tcPr>
+            <w:tcW w:type="dxa" w:w="1728"/>
+          </w:tcPr>
+          <w:p>
+            <w:r>
+              <w:t>1 nr</w:t>
+            </w:r>
+          </w:p>
+        </w:tc>
+        <w:tc>
+          <w:tcPr>
+            <w:tcW w:type="dxa" w:w="1728"/>
+          </w:tcPr>
+          <w:p>
+            <w:r>
+              <w:t>Unmapped</w:t>
+            </w:r>
+          </w:p>
+        </w:tc>
+        <w:tc>
+          <w:tcPr>
+            <w:tcW w:type="dxa" w:w="1728"/>
+          </w:tcPr>
+          <w:p>
+            <w:r>
+              <w:t>unpriced</w:t>
+            </w:r>
+          </w:p>
+        </w:tc>
+      </w:tr>
+      <w:tr>
+        <w:tc>
+          <w:tcPr>
+            <w:tcW w:type="dxa" w:w="1728"/>
+          </w:tcPr>
+          <w:p>
+            <w:r>
+              <w:t>5.4</w:t>
+            </w:r>
+          </w:p>
+        </w:tc>
+        <w:tc>
+          <w:tcPr>
+            <w:tcW w:type="dxa" w:w="1728"/>
+          </w:tcPr>
+          <w:p>
+            <w:r>
+              <w:t>Door 6467 × 3140 mm</w:t>
+            </w:r>
+          </w:p>
+        </w:tc>
+        <w:tc>
+          <w:tcPr>
+            <w:tcW w:type="dxa" w:w="1728"/>
+          </w:tcPr>
+          <w:p>
+            <w:r>
+              <w:t>1 nr</w:t>
+            </w:r>
+          </w:p>
+        </w:tc>
+        <w:tc>
+          <w:tcPr>
+            <w:tcW w:type="dxa" w:w="1728"/>
+          </w:tcPr>
+          <w:p>
+            <w:r>
+              <w:t>Unmapped</w:t>
+            </w:r>
+          </w:p>
+        </w:tc>
+        <w:tc>
+          <w:tcPr>
+            <w:tcW w:type="dxa" w:w="1728"/>
+          </w:tcPr>
+          <w:p>
+            <w:r>
+              <w:t>unpriced</w:t>
+            </w:r>
+          </w:p>
+        </w:tc>
+      </w:tr>
+      <w:tr>
+        <w:tc>
+          <w:tcPr>
+            <w:tcW w:type="dxa" w:w="1728"/>
+          </w:tcPr>
+          <w:p>
+            <w:r>
+              <w:t>5.5</w:t>
+            </w:r>
+          </w:p>
+        </w:tc>
+        <w:tc>
+          <w:tcPr>
+            <w:tcW w:type="dxa" w:w="1728"/>
+          </w:tcPr>
+          <w:p>
+            <w:r>
+              <w:t>Door 2400 × 2400 mm</w:t>
+            </w:r>
+          </w:p>
+        </w:tc>
+        <w:tc>
+          <w:tcPr>
+            <w:tcW w:type="dxa" w:w="1728"/>
+          </w:tcPr>
+          <w:p>
+            <w:r>
+              <w:t>1 nr</w:t>
+            </w:r>
+          </w:p>
+        </w:tc>
+        <w:tc>
+          <w:tcPr>
+            <w:tcW w:type="dxa" w:w="1728"/>
+          </w:tcPr>
+          <w:p>
+            <w:r>
+              <w:t>Unmapped</w:t>
+            </w:r>
+          </w:p>
+        </w:tc>
+        <w:tc>
+          <w:tcPr>
+            <w:tcW w:type="dxa" w:w="1728"/>
+          </w:tcPr>
+          <w:p>
+            <w:r>
+              <w:t>unpriced</w:t>
+            </w:r>
+          </w:p>
+        </w:tc>
+      </w:tr>
+      <w:tr>
+        <w:tc>
+          <w:tcPr>
+            <w:tcW w:type="dxa" w:w="1728"/>
+          </w:tcPr>
+          <w:p>
+            <w:r>
+              <w:t>5.6</w:t>
+            </w:r>
+          </w:p>
+        </w:tc>
+        <w:tc>
+          <w:tcPr>
+            <w:tcW w:type="dxa" w:w="1728"/>
+          </w:tcPr>
+          <w:p>
+            <w:r>
+              <w:t>Door 736 × 2400 mm</w:t>
+            </w:r>
+          </w:p>
+        </w:tc>
+        <w:tc>
+          <w:tcPr>
+            <w:tcW w:type="dxa" w:w="1728"/>
+          </w:tcPr>
+          <w:p>
+            <w:r>
+              <w:t>1 nr</w:t>
+            </w:r>
+          </w:p>
+        </w:tc>
+        <w:tc>
+          <w:tcPr>
+            <w:tcW w:type="dxa" w:w="1728"/>
+          </w:tcPr>
+          <w:p>
+            <w:r>
+              <w:t>Unmapped</w:t>
+            </w:r>
+          </w:p>
+        </w:tc>
+        <w:tc>
+          <w:tcPr>
+            <w:tcW w:type="dxa" w:w="1728"/>
+          </w:tcPr>
+          <w:p>
+            <w:r>
+              <w:t>unpriced</w:t>
+            </w:r>
+          </w:p>
+        </w:tc>
+      </w:tr>
+      <w:tr>
+        <w:tc>
+          <w:tcPr>
+            <w:tcW w:type="dxa" w:w="1728"/>
+          </w:tcPr>
+          <w:p>
+            <w:r>
+              <w:t>5.7</w:t>
+            </w:r>
+          </w:p>
+        </w:tc>
+        <w:tc>
+          <w:tcPr>
+            <w:tcW w:type="dxa" w:w="1728"/>
+          </w:tcPr>
+          <w:p>
+            <w:r>
+              <w:t>Door 1300 × 2400 mm</w:t>
+            </w:r>
+          </w:p>
+        </w:tc>
+        <w:tc>
+          <w:tcPr>
+            <w:tcW w:type="dxa" w:w="1728"/>
+          </w:tcPr>
+          <w:p>
+            <w:r>
+              <w:t>1 nr</w:t>
+            </w:r>
+          </w:p>
+        </w:tc>
+        <w:tc>
+          <w:tcPr>
+            <w:tcW w:type="dxa" w:w="1728"/>
+          </w:tcPr>
+          <w:p>
+            <w:r>
+              <w:t>Unmapped</w:t>
+            </w:r>
+          </w:p>
+        </w:tc>
+        <w:tc>
+          <w:tcPr>
+            <w:tcW w:type="dxa" w:w="1728"/>
+          </w:tcPr>
+          <w:p>
+            <w:r>
+              <w:t>unpriced</w:t>
+            </w:r>
+          </w:p>
+        </w:tc>
+      </w:tr>
+      <w:tr>
+        <w:tc>
+          <w:tcPr>
+            <w:tcW w:type="dxa" w:w="1728"/>
+          </w:tcPr>
+          <w:p>
+            <w:r>
+              <w:t>5.8</w:t>
+            </w:r>
+          </w:p>
+        </w:tc>
+        <w:tc>
+          <w:tcPr>
+            <w:tcW w:type="dxa" w:w="1728"/>
+          </w:tcPr>
+          <w:p>
+            <w:r>
+              <w:t>Window 800 × 400 mm</w:t>
+            </w:r>
+          </w:p>
+        </w:tc>
+        <w:tc>
+          <w:tcPr>
+            <w:tcW w:type="dxa" w:w="1728"/>
+          </w:tcPr>
+          <w:p>
+            <w:r>
+              <w:t>3 nr</w:t>
+            </w:r>
+          </w:p>
+        </w:tc>
+        <w:tc>
+          <w:tcPr>
+            <w:tcW w:type="dxa" w:w="1728"/>
+          </w:tcPr>
+          <w:p>
+            <w:r>
+              <w:t>Unmapped</w:t>
+            </w:r>
+          </w:p>
+        </w:tc>
+        <w:tc>
+          <w:tcPr>
+            <w:tcW w:type="dxa" w:w="1728"/>
+          </w:tcPr>
+          <w:p>
+            <w:r>
+              <w:t>unpriced</w:t>
+            </w:r>
+          </w:p>
+        </w:tc>
+      </w:tr>
+      <w:tr>
+        <w:tc>
+          <w:tcPr>
+            <w:tcW w:type="dxa" w:w="1728"/>
+          </w:tcPr>
+          <w:p>
+            <w:r>
+              <w:t>5.9</w:t>
+            </w:r>
+          </w:p>
+        </w:tc>
+        <w:tc>
+          <w:tcPr>
+            <w:tcW w:type="dxa" w:w="1728"/>
+          </w:tcPr>
+          <w:p>
+            <w:r>
+              <w:t>Window 2460 × 600 mm</w:t>
+            </w:r>
+          </w:p>
+        </w:tc>
+        <w:tc>
+          <w:tcPr>
+            <w:tcW w:type="dxa" w:w="1728"/>
+          </w:tcPr>
+          <w:p>
+            <w:r>
+              <w:t>2 nr</w:t>
+            </w:r>
+          </w:p>
+        </w:tc>
+        <w:tc>
+          <w:tcPr>
+            <w:tcW w:type="dxa" w:w="1728"/>
+          </w:tcPr>
+          <w:p>
+            <w:r>
+              <w:t>Unmapped</w:t>
+            </w:r>
+          </w:p>
+        </w:tc>
+        <w:tc>
+          <w:tcPr>
+            <w:tcW w:type="dxa" w:w="1728"/>
+          </w:tcPr>
+          <w:p>
+            <w:r>
+              <w:t>unpriced</w:t>
+            </w:r>
+          </w:p>
+        </w:tc>
+      </w:tr>
+      <w:tr>
+        <w:tc>
+          <w:tcPr>
+            <w:tcW w:type="dxa" w:w="1728"/>
+          </w:tcPr>
+          <w:p>
+            <w:r>
+              <w:t>5.10</w:t>
+            </w:r>
+          </w:p>
+        </w:tc>
+        <w:tc>
+          <w:tcPr>
+            <w:tcW w:type="dxa" w:w="1728"/>
+          </w:tcPr>
+          <w:p>
+            <w:r>
+              <w:t>Window 3000 × 600 mm</w:t>
+            </w:r>
+          </w:p>
+        </w:tc>
+        <w:tc>
+          <w:tcPr>
+            <w:tcW w:type="dxa" w:w="1728"/>
+          </w:tcPr>
+          <w:p>
+            <w:r>
+              <w:t>2 nr</w:t>
+            </w:r>
+          </w:p>
+        </w:tc>
+        <w:tc>
+          <w:tcPr>
+            <w:tcW w:type="dxa" w:w="1728"/>
+          </w:tcPr>
+          <w:p>
+            <w:r>
+              <w:t>Unmapped</w:t>
+            </w:r>
+          </w:p>
+        </w:tc>
+        <w:tc>
+          <w:tcPr>
+            <w:tcW w:type="dxa" w:w="1728"/>
+          </w:tcPr>
+          <w:p>
+            <w:r>
+              <w:t>unpriced</w:t>
+            </w:r>
+          </w:p>
+        </w:tc>
+      </w:tr>
+      <w:tr>
+        <w:tc>
+          <w:tcPr>
+            <w:tcW w:type="dxa" w:w="1728"/>
+          </w:tcPr>
+          <w:p>
+            <w:r>
+              <w:t>5.11</w:t>
+            </w:r>
+          </w:p>
+        </w:tc>
+        <w:tc>
+          <w:tcPr>
+            <w:tcW w:type="dxa" w:w="1728"/>
+          </w:tcPr>
+          <w:p>
+            <w:r>
+              <w:t>Window 2600 × 600 mm</w:t>
+            </w:r>
+          </w:p>
+        </w:tc>
+        <w:tc>
+          <w:tcPr>
+            <w:tcW w:type="dxa" w:w="1728"/>
+          </w:tcPr>
+          <w:p>
+            <w:r>
+              <w:t>2 nr</w:t>
+            </w:r>
+          </w:p>
+        </w:tc>
+        <w:tc>
+          <w:tcPr>
+            <w:tcW w:type="dxa" w:w="1728"/>
+          </w:tcPr>
+          <w:p>
+            <w:r>
+              <w:t>Unmapped</w:t>
+            </w:r>
+          </w:p>
+        </w:tc>
+        <w:tc>
+          <w:tcPr>
+            <w:tcW w:type="dxa" w:w="1728"/>
+          </w:tcPr>
+          <w:p>
+            <w:r>
+              <w:t>unpriced</w:t>
+            </w:r>
+          </w:p>
+        </w:tc>
+      </w:tr>
+      <w:tr>
+        <w:tc>
+          <w:tcPr>
+            <w:tcW w:type="dxa" w:w="1728"/>
+          </w:tcPr>
+          <w:p>
+            <w:r>
+              <w:t>5.12</w:t>
+            </w:r>
+          </w:p>
+        </w:tc>
+        <w:tc>
+          <w:tcPr>
+            <w:tcW w:type="dxa" w:w="1728"/>
+          </w:tcPr>
+          <w:p>
+            <w:r>
+              <w:t>Window 387 × 3140 mm</w:t>
+            </w:r>
+          </w:p>
+        </w:tc>
+        <w:tc>
+          <w:tcPr>
+            <w:tcW w:type="dxa" w:w="1728"/>
+          </w:tcPr>
+          <w:p>
+            <w:r>
+              <w:t>2 nr</w:t>
+            </w:r>
+          </w:p>
+        </w:tc>
+        <w:tc>
+          <w:tcPr>
+            <w:tcW w:type="dxa" w:w="1728"/>
+          </w:tcPr>
+          <w:p>
+            <w:r>
+              <w:t>Unmapped</w:t>
+            </w:r>
+          </w:p>
+        </w:tc>
+        <w:tc>
+          <w:tcPr>
+            <w:tcW w:type="dxa" w:w="1728"/>
+          </w:tcPr>
+          <w:p>
+            <w:r>
+              <w:t>unpriced</w:t>
+            </w:r>
+          </w:p>
+        </w:tc>
+      </w:tr>
+      <w:tr>
+        <w:tc>
+          <w:tcPr>
+            <w:tcW w:type="dxa" w:w="1728"/>
+          </w:tcPr>
+          <w:p>
+            <w:r>
+              <w:t>5.13</w:t>
+            </w:r>
+          </w:p>
+        </w:tc>
+        <w:tc>
+          <w:tcPr>
+            <w:tcW w:type="dxa" w:w="1728"/>
+          </w:tcPr>
+          <w:p>
+            <w:r>
+              <w:t>Window 368 × 3140 mm</w:t>
+            </w:r>
+          </w:p>
+        </w:tc>
+        <w:tc>
+          <w:tcPr>
+            <w:tcW w:type="dxa" w:w="1728"/>
+          </w:tcPr>
+          <w:p>
+            <w:r>
+              <w:t>2 nr</w:t>
+            </w:r>
+          </w:p>
+        </w:tc>
+        <w:tc>
+          <w:tcPr>
+            <w:tcW w:type="dxa" w:w="1728"/>
+          </w:tcPr>
+          <w:p>
+            <w:r>
+              <w:t>Unmapped</w:t>
+            </w:r>
+          </w:p>
+        </w:tc>
+        <w:tc>
+          <w:tcPr>
+            <w:tcW w:type="dxa" w:w="1728"/>
+          </w:tcPr>
+          <w:p>
+            <w:r>
+              <w:t>unpriced</w:t>
+            </w:r>
+          </w:p>
+        </w:tc>
+      </w:tr>
+      <w:tr>
+        <w:tc>
+          <w:tcPr>
+            <w:tcW w:type="dxa" w:w="1728"/>
+          </w:tcPr>
+          <w:p>
+            <w:r>
+              <w:t>5.14</w:t>
+            </w:r>
+          </w:p>
+        </w:tc>
+        <w:tc>
+          <w:tcPr>
+            <w:tcW w:type="dxa" w:w="1728"/>
+          </w:tcPr>
+          <w:p>
+            <w:r>
+              <w:t>Window 1500 × 400 mm</w:t>
+            </w:r>
+          </w:p>
+        </w:tc>
+        <w:tc>
+          <w:tcPr>
+            <w:tcW w:type="dxa" w:w="1728"/>
+          </w:tcPr>
+          <w:p>
+            <w:r>
+              <w:t>2 nr</w:t>
+            </w:r>
+          </w:p>
+        </w:tc>
+        <w:tc>
+          <w:tcPr>
+            <w:tcW w:type="dxa" w:w="1728"/>
+          </w:tcPr>
+          <w:p>
+            <w:r>
+              <w:t>Unmapped</w:t>
+            </w:r>
+          </w:p>
+        </w:tc>
+        <w:tc>
+          <w:tcPr>
+            <w:tcW w:type="dxa" w:w="1728"/>
+          </w:tcPr>
+          <w:p>
+            <w:r>
+              <w:t>unpriced</w:t>
+            </w:r>
+          </w:p>
+        </w:tc>
+      </w:tr>
+      <w:tr>
+        <w:tc>
+          <w:tcPr>
+            <w:tcW w:type="dxa" w:w="1728"/>
+          </w:tcPr>
+          <w:p>
+            <w:r>
+              <w:t>5.15</w:t>
+            </w:r>
+          </w:p>
+        </w:tc>
+        <w:tc>
+          <w:tcPr>
+            <w:tcW w:type="dxa" w:w="1728"/>
+          </w:tcPr>
+          <w:p>
+            <w:r>
+              <w:t>Window 600 × 2950 mm</w:t>
+            </w:r>
+          </w:p>
+        </w:tc>
+        <w:tc>
+          <w:tcPr>
+            <w:tcW w:type="dxa" w:w="1728"/>
+          </w:tcPr>
+          <w:p>
+            <w:r>
+              <w:t>2 nr</w:t>
+            </w:r>
+          </w:p>
+        </w:tc>
+        <w:tc>
+          <w:tcPr>
+            <w:tcW w:type="dxa" w:w="1728"/>
+          </w:tcPr>
+          <w:p>
+            <w:r>
+              <w:t>Unmapped</w:t>
+            </w:r>
+          </w:p>
+        </w:tc>
+        <w:tc>
+          <w:tcPr>
+            <w:tcW w:type="dxa" w:w="1728"/>
+          </w:tcPr>
+          <w:p>
+            <w:r>
+              <w:t>unpriced</w:t>
+            </w:r>
+          </w:p>
+        </w:tc>
+      </w:tr>
+      <w:tr>
+        <w:tc>
+          <w:tcPr>
+            <w:tcW w:type="dxa" w:w="1728"/>
+          </w:tcPr>
+          <w:p>
+            <w:r>
+              <w:t>5.16</w:t>
+            </w:r>
+          </w:p>
+        </w:tc>
+        <w:tc>
+          <w:tcPr>
+            <w:tcW w:type="dxa" w:w="1728"/>
+          </w:tcPr>
+          <w:p>
+            <w:r>
+              <w:t>Window 1206 × 2000 mm</w:t>
+            </w:r>
+          </w:p>
+        </w:tc>
+        <w:tc>
+          <w:tcPr>
+            <w:tcW w:type="dxa" w:w="1728"/>
+          </w:tcPr>
+          <w:p>
+            <w:r>
+              <w:t>2 nr</w:t>
+            </w:r>
+          </w:p>
+        </w:tc>
+        <w:tc>
+          <w:tcPr>
+            <w:tcW w:type="dxa" w:w="1728"/>
+          </w:tcPr>
+          <w:p>
+            <w:r>
+              <w:t>Unmapped</w:t>
+            </w:r>
+          </w:p>
+        </w:tc>
+        <w:tc>
+          <w:tcPr>
+            <w:tcW w:type="dxa" w:w="1728"/>
+          </w:tcPr>
+          <w:p>
+            <w:r>
+              <w:t>unpriced</w:t>
+            </w:r>
+          </w:p>
+        </w:tc>
+      </w:tr>
+      <w:tr>
+        <w:tc>
+          <w:tcPr>
+            <w:tcW w:type="dxa" w:w="1728"/>
+          </w:tcPr>
+          <w:p>
+            <w:r>
+              <w:t>5.17</w:t>
+            </w:r>
+          </w:p>
+        </w:tc>
+        <w:tc>
+          <w:tcPr>
+            <w:tcW w:type="dxa" w:w="1728"/>
+          </w:tcPr>
+          <w:p>
+            <w:r>
+              <w:t>Window 1800 × 2000 mm</w:t>
+            </w:r>
+          </w:p>
+        </w:tc>
+        <w:tc>
+          <w:tcPr>
+            <w:tcW w:type="dxa" w:w="1728"/>
+          </w:tcPr>
+          <w:p>
+            <w:r>
+              <w:t>2 nr</w:t>
+            </w:r>
+          </w:p>
+        </w:tc>
+        <w:tc>
+          <w:tcPr>
+            <w:tcW w:type="dxa" w:w="1728"/>
+          </w:tcPr>
+          <w:p>
+            <w:r>
+              <w:t>Unmapped</w:t>
+            </w:r>
+          </w:p>
+        </w:tc>
+        <w:tc>
+          <w:tcPr>
+            <w:tcW w:type="dxa" w:w="1728"/>
+          </w:tcPr>
+          <w:p>
+            <w:r>
+              <w:t>unpriced</w:t>
+            </w:r>
+          </w:p>
+        </w:tc>
+      </w:tr>
+      <w:tr>
+        <w:tc>
+          <w:tcPr>
+            <w:tcW w:type="dxa" w:w="1728"/>
+          </w:tcPr>
+          <w:p>
+            <w:r>
+              <w:t>5.18</w:t>
+            </w:r>
+          </w:p>
+        </w:tc>
+        <w:tc>
+          <w:tcPr>
+            <w:tcW w:type="dxa" w:w="1728"/>
+          </w:tcPr>
+          <w:p>
+            <w:r>
+              <w:t>Window 2400 × 2000 mm</w:t>
+            </w:r>
+          </w:p>
+        </w:tc>
+        <w:tc>
+          <w:tcPr>
+            <w:tcW w:type="dxa" w:w="1728"/>
+          </w:tcPr>
+          <w:p>
+            <w:r>
+              <w:t>2 nr</w:t>
+            </w:r>
+          </w:p>
+        </w:tc>
+        <w:tc>
+          <w:tcPr>
+            <w:tcW w:type="dxa" w:w="1728"/>
+          </w:tcPr>
+          <w:p>
+            <w:r>
+              <w:t>Unmapped</w:t>
+            </w:r>
+          </w:p>
+        </w:tc>
+        <w:tc>
+          <w:tcPr>
+            <w:tcW w:type="dxa" w:w="1728"/>
+          </w:tcPr>
+          <w:p>
+            <w:r>
+              <w:t>unpriced</w:t>
+            </w:r>
+          </w:p>
+        </w:tc>
+      </w:tr>
+      <w:tr>
+        <w:tc>
+          <w:tcPr>
+            <w:tcW w:type="dxa" w:w="1728"/>
+          </w:tcPr>
+          <w:p>
+            <w:r>
+              <w:t>5.19</w:t>
+            </w:r>
+          </w:p>
+        </w:tc>
+        <w:tc>
+          <w:tcPr>
+            <w:tcW w:type="dxa" w:w="1728"/>
+          </w:tcPr>
+          <w:p>
+            <w:r>
+              <w:t>Window 1160 × 2750 mm</w:t>
+            </w:r>
+          </w:p>
+        </w:tc>
+        <w:tc>
+          <w:tcPr>
+            <w:tcW w:type="dxa" w:w="1728"/>
+          </w:tcPr>
+          <w:p>
+            <w:r>
+              <w:t>2 nr</w:t>
+            </w:r>
+          </w:p>
+        </w:tc>
+        <w:tc>
+          <w:tcPr>
+            <w:tcW w:type="dxa" w:w="1728"/>
+          </w:tcPr>
+          <w:p>
+            <w:r>
+              <w:t>Unmapped</w:t>
+            </w:r>
+          </w:p>
+        </w:tc>
+        <w:tc>
+          <w:tcPr>
+            <w:tcW w:type="dxa" w:w="1728"/>
+          </w:tcPr>
+          <w:p>
+            <w:r>
+              <w:t>unpriced</w:t>
+            </w:r>
+          </w:p>
+        </w:tc>
+      </w:tr>
+      <w:tr>
+        <w:tc>
+          <w:tcPr>
+            <w:tcW w:type="dxa" w:w="1728"/>
+          </w:tcPr>
+          <w:p>
+            <w:r>
+              <w:t>5.20</w:t>
+            </w:r>
+          </w:p>
+        </w:tc>
+        <w:tc>
+          <w:tcPr>
+            <w:tcW w:type="dxa" w:w="1728"/>
+          </w:tcPr>
+          <w:p>
+            <w:r>
+              <w:t>Window 1200 × 2000 mm</w:t>
+            </w:r>
+          </w:p>
+        </w:tc>
+        <w:tc>
+          <w:tcPr>
+            <w:tcW w:type="dxa" w:w="1728"/>
+          </w:tcPr>
+          <w:p>
+            <w:r>
+              <w:t>2 nr</w:t>
+            </w:r>
+          </w:p>
+        </w:tc>
+        <w:tc>
+          <w:tcPr>
+            <w:tcW w:type="dxa" w:w="1728"/>
+          </w:tcPr>
+          <w:p>
+            <w:r>
+              <w:t>Unmapped</w:t>
+            </w:r>
+          </w:p>
+        </w:tc>
+        <w:tc>
+          <w:tcPr>
+            <w:tcW w:type="dxa" w:w="1728"/>
+          </w:tcPr>
+          <w:p>
+            <w:r>
+              <w:t>unpriced</w:t>
+            </w:r>
+          </w:p>
+        </w:tc>
+      </w:tr>
+      <w:tr>
+        <w:tc>
+          <w:tcPr>
+            <w:tcW w:type="dxa" w:w="1728"/>
+          </w:tcPr>
+          <w:p>
+            <w:r>
+              <w:t>5.21</w:t>
+            </w:r>
+          </w:p>
+        </w:tc>
+        <w:tc>
+          <w:tcPr>
+            <w:tcW w:type="dxa" w:w="1728"/>
+          </w:tcPr>
+          <w:p>
+            <w:r>
+              <w:t>Window 4274 × 2000 mm</w:t>
+            </w:r>
+          </w:p>
+        </w:tc>
+        <w:tc>
+          <w:tcPr>
+            <w:tcW w:type="dxa" w:w="1728"/>
+          </w:tcPr>
+          <w:p>
+            <w:r>
+              <w:t>1 nr</w:t>
+            </w:r>
+          </w:p>
+        </w:tc>
+        <w:tc>
+          <w:tcPr>
+            <w:tcW w:type="dxa" w:w="1728"/>
+          </w:tcPr>
+          <w:p>
+            <w:r>
+              <w:t>Unmapped</w:t>
+            </w:r>
+          </w:p>
+        </w:tc>
+        <w:tc>
+          <w:tcPr>
+            <w:tcW w:type="dxa" w:w="1728"/>
+          </w:tcPr>
+          <w:p>
+            <w:r>
+              <w:t>unpriced</w:t>
+            </w:r>
+          </w:p>
+        </w:tc>
+      </w:tr>
+      <w:tr>
+        <w:tc>
+          <w:tcPr>
+            <w:tcW w:type="dxa" w:w="1728"/>
+          </w:tcPr>
+          <w:p>
+            <w:r>
+              <w:t>5.22</w:t>
+            </w:r>
+          </w:p>
+        </w:tc>
+        <w:tc>
+          <w:tcPr>
+            <w:tcW w:type="dxa" w:w="1728"/>
+          </w:tcPr>
+          <w:p>
+            <w:r>
+              <w:t>Window 2500 × 1600 mm</w:t>
+            </w:r>
+          </w:p>
+        </w:tc>
+        <w:tc>
+          <w:tcPr>
+            <w:tcW w:type="dxa" w:w="1728"/>
+          </w:tcPr>
+          <w:p>
+            <w:r>
+              <w:t>1 nr</w:t>
+            </w:r>
+          </w:p>
+        </w:tc>
+        <w:tc>
+          <w:tcPr>
+            <w:tcW w:type="dxa" w:w="1728"/>
+          </w:tcPr>
+          <w:p>
+            <w:r>
+              <w:t>Unmapped</w:t>
+            </w:r>
+          </w:p>
+        </w:tc>
+        <w:tc>
+          <w:tcPr>
+            <w:tcW w:type="dxa" w:w="1728"/>
+          </w:tcPr>
+          <w:p>
+            <w:r>
+              <w:t>unpriced</w:t>
+            </w:r>
+          </w:p>
+        </w:tc>
+      </w:tr>
+      <w:tr>
+        <w:tc>
+          <w:tcPr>
+            <w:tcW w:type="dxa" w:w="1728"/>
+          </w:tcPr>
+          <w:p>
+            <w:r>
+              <w:t>5.23</w:t>
+            </w:r>
+          </w:p>
+        </w:tc>
+        <w:tc>
+          <w:tcPr>
+            <w:tcW w:type="dxa" w:w="1728"/>
+          </w:tcPr>
+          <w:p>
+            <w:r>
+              <w:t>Window 4000 × 2000 mm</w:t>
+            </w:r>
+          </w:p>
+        </w:tc>
+        <w:tc>
+          <w:tcPr>
+            <w:tcW w:type="dxa" w:w="1728"/>
+          </w:tcPr>
+          <w:p>
+            <w:r>
+              <w:t>1 nr</w:t>
+            </w:r>
+          </w:p>
+        </w:tc>
+        <w:tc>
+          <w:tcPr>
+            <w:tcW w:type="dxa" w:w="1728"/>
+          </w:tcPr>
+          <w:p>
+            <w:r>
+              <w:t>Unmapped</w:t>
+            </w:r>
+          </w:p>
+        </w:tc>
+        <w:tc>
+          <w:tcPr>
+            <w:tcW w:type="dxa" w:w="1728"/>
+          </w:tcPr>
+          <w:p>
+            <w:r>
+              <w:t>unpriced</w:t>
+            </w:r>
+          </w:p>
+        </w:tc>
+      </w:tr>
+      <w:tr>
+        <w:tc>
+          <w:tcPr>
+            <w:tcW w:type="dxa" w:w="1728"/>
+          </w:tcPr>
+          <w:p>
+            <w:r>
+              <w:t>5.24</w:t>
+            </w:r>
+          </w:p>
+        </w:tc>
+        <w:tc>
+          <w:tcPr>
+            <w:tcW w:type="dxa" w:w="1728"/>
+          </w:tcPr>
+          <w:p>
+            <w:r>
+              <w:t>Window 2400 × 2100 mm</w:t>
+            </w:r>
+          </w:p>
+        </w:tc>
+        <w:tc>
+          <w:tcPr>
+            <w:tcW w:type="dxa" w:w="1728"/>
+          </w:tcPr>
+          <w:p>
+            <w:r>
+              <w:t>1 nr</w:t>
+            </w:r>
+          </w:p>
+        </w:tc>
+        <w:tc>
+          <w:tcPr>
+            <w:tcW w:type="dxa" w:w="1728"/>
+          </w:tcPr>
+          <w:p>
+            <w:r>
+              <w:t>Unmapped</w:t>
+            </w:r>
+          </w:p>
+        </w:tc>
+        <w:tc>
+          <w:tcPr>
+            <w:tcW w:type="dxa" w:w="1728"/>
+          </w:tcPr>
+          <w:p>
+            <w:r>
+              <w:t>unpriced</w:t>
+            </w:r>
+          </w:p>
+        </w:tc>
+      </w:tr>
+      <w:tr>
+        <w:tc>
+          <w:tcPr>
+            <w:tcW w:type="dxa" w:w="1728"/>
+          </w:tcPr>
+          <w:p>
+            <w:r>
+              <w:t>5.25</w:t>
+            </w:r>
+          </w:p>
+        </w:tc>
+        <w:tc>
+          <w:tcPr>
+            <w:tcW w:type="dxa" w:w="1728"/>
+          </w:tcPr>
+          <w:p>
+            <w:r>
+              <w:t>Window 2400 × 1600 mm</w:t>
+            </w:r>
+          </w:p>
+        </w:tc>
+        <w:tc>
+          <w:tcPr>
+            <w:tcW w:type="dxa" w:w="1728"/>
+          </w:tcPr>
+          <w:p>
+            <w:r>
+              <w:t>1 nr</w:t>
+            </w:r>
+          </w:p>
+        </w:tc>
+        <w:tc>
+          <w:tcPr>
+            <w:tcW w:type="dxa" w:w="1728"/>
+          </w:tcPr>
+          <w:p>
+            <w:r>
+              <w:t>Unmapped</w:t>
+            </w:r>
+          </w:p>
+        </w:tc>
+        <w:tc>
+          <w:tcPr>
+            <w:tcW w:type="dxa" w:w="1728"/>
+          </w:tcPr>
+          <w:p>
+            <w:r>
+              <w:t>unpriced</w:t>
+            </w:r>
+          </w:p>
+        </w:tc>
+      </w:tr>
+      <w:tr>
+        <w:tc>
+          <w:tcPr>
+            <w:tcW w:type="dxa" w:w="1728"/>
+          </w:tcPr>
+          <w:p>
+            <w:r>
+              <w:t>6.1</w:t>
+            </w:r>
+          </w:p>
+        </w:tc>
+        <w:tc>
+          <w:tcPr>
+            <w:tcW w:type="dxa" w:w="1728"/>
+          </w:tcPr>
+          <w:p>
+            <w:r>
+              <w:t>Railings and balustrades</w:t>
+            </w:r>
+          </w:p>
+        </w:tc>
+        <w:tc>
+          <w:tcPr>
+            <w:tcW w:type="dxa" w:w="1728"/>
+          </w:tcPr>
+          <w:p>
+            <w:r>
+              <w:t>43.68 m</w:t>
+            </w:r>
+          </w:p>
+        </w:tc>
+        <w:tc>
+          <w:tcPr>
+            <w:tcW w:type="dxa" w:w="1728"/>
+          </w:tcPr>
+          <w:p>
+            <w:r>
+              <w:t>Unmapped</w:t>
+            </w:r>
+          </w:p>
+        </w:tc>
+        <w:tc>
+          <w:tcPr>
+            <w:tcW w:type="dxa" w:w="1728"/>
+          </w:tcPr>
+          <w:p>
+            <w:r>
+              <w:t>unpriced</w:t>
+            </w:r>
+          </w:p>
+        </w:tc>
+      </w:tr>
+      <w:tr>
+        <w:tc>
+          <w:tcPr>
+            <w:tcW w:type="dxa" w:w="1728"/>
+          </w:tcPr>
+          <w:p>
+            <w:r>
+              <w:t>7.1</w:t>
+            </w:r>
+          </w:p>
+        </w:tc>
+        <w:tc>
+          <w:tcPr>
+            <w:tcW w:type="dxa" w:w="1728"/>
+          </w:tcPr>
+          <w:p>
+            <w:r>
+              <w:t>Roof and canopy members</w:t>
+            </w:r>
+          </w:p>
+        </w:tc>
+        <w:tc>
+          <w:tcPr>
+            <w:tcW w:type="dxa" w:w="1728"/>
+          </w:tcPr>
+          <w:p>
+            <w:r>
+              <w:t>48.85 m</w:t>
+            </w:r>
+          </w:p>
+        </w:tc>
+        <w:tc>
+          <w:tcPr>
+            <w:tcW w:type="dxa" w:w="1728"/>
+          </w:tcPr>
+          <w:p>
+            <w:r>
+              <w:t>Unmapped</w:t>
+            </w:r>
+          </w:p>
+        </w:tc>
+        <w:tc>
+          <w:tcPr>
+            <w:tcW w:type="dxa" w:w="1728"/>
+          </w:tcPr>
+          <w:p>
+            <w:r>
+              <w:t>unpriced</w:t>
+            </w:r>
           </w:p>
         </w:tc>
       </w:tr>
@@ -584,7 +2953,152 @@
         <w:pStyle w:val="Heading1"/>
       </w:pPr>
       <w:r>
-        <w:t>Resolved exceptions from the estimate</w:t>
+        <w:t>Procurement needs</w:t>
+      </w:r>
+    </w:p>
+    <w:p>
+      <w:r>
+        <w:t>No procurement need has been raised, but 48 BOQ line(s) are unpriced (48 unmapped). Procurement needs are detected from MAPPED lines only: map the lines to assemblies/resources first, then run need detection.</w:t>
+      </w:r>
+    </w:p>
+    <w:tbl>
+      <w:tblPr>
+        <w:tblStyle w:val="TableGrid"/>
+        <w:tblW w:type="auto" w:w="0"/>
+        <w:tblLook w:firstColumn="1" w:firstRow="1" w:lastColumn="0" w:lastRow="0" w:noHBand="0" w:noVBand="1" w:val="04A0"/>
+      </w:tblPr>
+      <w:tblGrid>
+        <w:gridCol w:w="1728"/>
+        <w:gridCol w:w="1728"/>
+        <w:gridCol w:w="1728"/>
+        <w:gridCol w:w="1728"/>
+        <w:gridCol w:w="1728"/>
+      </w:tblGrid>
+      <w:tr>
+        <w:tc>
+          <w:tcPr>
+            <w:tcW w:type="dxa" w:w="1728"/>
+          </w:tcPr>
+          <w:p>
+            <w:r>
+              <w:rPr>
+                <w:b/>
+                <w:sz w:val="18"/>
+              </w:rPr>
+              <w:t>ID</w:t>
+            </w:r>
+          </w:p>
+        </w:tc>
+        <w:tc>
+          <w:tcPr>
+            <w:tcW w:type="dxa" w:w="1728"/>
+          </w:tcPr>
+          <w:p>
+            <w:r>
+              <w:rPr>
+                <w:b/>
+                <w:sz w:val="18"/>
+              </w:rPr>
+              <w:t>Description</w:t>
+            </w:r>
+          </w:p>
+        </w:tc>
+        <w:tc>
+          <w:tcPr>
+            <w:tcW w:type="dxa" w:w="1728"/>
+          </w:tcPr>
+          <w:p>
+            <w:r>
+              <w:rPr>
+                <w:b/>
+                <w:sz w:val="18"/>
+              </w:rPr>
+              <w:t>Reason</w:t>
+            </w:r>
+          </w:p>
+        </w:tc>
+        <w:tc>
+          <w:tcPr>
+            <w:tcW w:type="dxa" w:w="1728"/>
+          </w:tcPr>
+          <w:p>
+            <w:r>
+              <w:rPr>
+                <w:b/>
+                <w:sz w:val="18"/>
+              </w:rPr>
+              <w:t>Exposure</w:t>
+            </w:r>
+          </w:p>
+        </w:tc>
+        <w:tc>
+          <w:tcPr>
+            <w:tcW w:type="dxa" w:w="1728"/>
+          </w:tcPr>
+          <w:p>
+            <w:r>
+              <w:rPr>
+                <w:b/>
+                <w:sz w:val="18"/>
+              </w:rPr>
+              <w:t>Closed</w:t>
+            </w:r>
+          </w:p>
+        </w:tc>
+      </w:tr>
+      <w:tr>
+        <w:tc>
+          <w:tcPr>
+            <w:tcW w:type="dxa" w:w="1728"/>
+          </w:tcPr>
+          <w:p>
+            <w:r>
+              <w:t>-</w:t>
+            </w:r>
+          </w:p>
+        </w:tc>
+        <w:tc>
+          <w:tcPr>
+            <w:tcW w:type="dxa" w:w="1728"/>
+          </w:tcPr>
+          <w:p>
+            <w:r>
+              <w:t>none</w:t>
+            </w:r>
+          </w:p>
+        </w:tc>
+        <w:tc>
+          <w:tcPr>
+            <w:tcW w:type="dxa" w:w="1728"/>
+          </w:tcPr>
+          <w:p>
+            <w:r/>
+          </w:p>
+        </w:tc>
+        <w:tc>
+          <w:tcPr>
+            <w:tcW w:type="dxa" w:w="1728"/>
+          </w:tcPr>
+          <w:p>
+            <w:r/>
+          </w:p>
+        </w:tc>
+        <w:tc>
+          <w:tcPr>
+            <w:tcW w:type="dxa" w:w="1728"/>
+          </w:tcPr>
+          <w:p>
+            <w:r/>
+          </w:p>
+        </w:tc>
+      </w:tr>
+    </w:tbl>
+    <w:p>
+      <w:pPr>
+        <w:pStyle w:val="Heading1"/>
+      </w:pPr>
+      <w:r>
+        <w:t>Exceptions recorded in the frozen estimate (as at freeze; not necessarily resolved)</w:t>
       </w:r>
     </w:p>
     <w:tbl>
